--- a/Ódor Artúr/érettségi/k_digkultfor_25okt_fl/meh_22p.docx
+++ b/Ódor Artúr/érettségi/k_digkultfor_25okt_fl/meh_22p.docx
@@ -1,6 +1,6 @@
 
 <file path=word/document.xml><?xml version="1.0" encoding="utf-8"?>
-<w:document xmlns:wpc="http://schemas.microsoft.com/office/word/2010/wordprocessingCanvas" xmlns:cx="http://schemas.microsoft.com/office/drawing/2014/chartex" xmlns:cx1="http://schemas.microsoft.com/office/drawing/2015/9/8/chartex" xmlns:cx2="http://schemas.microsoft.com/office/drawing/2015/10/21/chartex" xmlns:cx3="http://schemas.microsoft.com/office/drawing/2016/5/9/chartex" xmlns:cx4="http://schemas.microsoft.com/office/drawing/2016/5/10/chartex" xmlns:cx5="http://schemas.microsoft.com/office/drawing/2016/5/11/chartex" xmlns:cx6="http://schemas.microsoft.com/office/drawing/2016/5/12/chartex" xmlns:cx7="http://schemas.microsoft.com/office/drawing/2016/5/13/chartex" xmlns:cx8="http://schemas.microsoft.com/office/drawing/2016/5/14/chartex" xmlns:mc="http://schemas.openxmlformats.org/markup-compatibility/2006" xmlns:aink="http://schemas.microsoft.com/office/drawing/2016/ink" xmlns:am3d="http://schemas.microsoft.com/office/drawing/2017/model3d" xmlns:o="urn:schemas-microsoft-com:office:office" xmlns:r="http://schemas.openxmlformats.org/officeDocument/2006/relationships" xmlns:m="http://schemas.openxmlformats.org/officeDocument/2006/math" xmlns:v="urn:schemas-microsoft-com:vml" xmlns:wp14="http://schemas.microsoft.com/office/word/2010/wordprocessingDrawing" xmlns:wp="http://schemas.openxmlformats.org/drawingml/2006/wordprocessingDrawing" xmlns:w10="urn:schemas-microsoft-com:office:word" xmlns:w="http://schemas.openxmlformats.org/wordprocessingml/2006/main" xmlns:w14="http://schemas.microsoft.com/office/word/2010/wordml" xmlns:w15="http://schemas.microsoft.com/office/word/2012/wordml" xmlns:w16cid="http://schemas.microsoft.com/office/word/2016/wordml/cid" xmlns:w16se="http://schemas.microsoft.com/office/word/2015/wordml/symex" xmlns:wpg="http://schemas.microsoft.com/office/word/2010/wordprocessingGroup" xmlns:wpi="http://schemas.microsoft.com/office/word/2010/wordprocessingInk" xmlns:wne="http://schemas.microsoft.com/office/word/2006/wordml" xmlns:wps="http://schemas.microsoft.com/office/word/2010/wordprocessingShape" mc:Ignorable="w14 w15 w16se w16cid wp14">
+<w:document xmlns:wpc="http://schemas.microsoft.com/office/word/2010/wordprocessingCanvas" xmlns:cx="http://schemas.microsoft.com/office/drawing/2014/chartex" xmlns:cx1="http://schemas.microsoft.com/office/drawing/2015/9/8/chartex" xmlns:cx2="http://schemas.microsoft.com/office/drawing/2015/10/21/chartex" xmlns:cx3="http://schemas.microsoft.com/office/drawing/2016/5/9/chartex" xmlns:cx4="http://schemas.microsoft.com/office/drawing/2016/5/10/chartex" xmlns:cx5="http://schemas.microsoft.com/office/drawing/2016/5/11/chartex" xmlns:cx6="http://schemas.microsoft.com/office/drawing/2016/5/12/chartex" xmlns:cx7="http://schemas.microsoft.com/office/drawing/2016/5/13/chartex" xmlns:cx8="http://schemas.microsoft.com/office/drawing/2016/5/14/chartex" xmlns:mc="http://schemas.openxmlformats.org/markup-compatibility/2006" xmlns:aink="http://schemas.microsoft.com/office/drawing/2016/ink" xmlns:am3d="http://schemas.microsoft.com/office/drawing/2017/model3d" xmlns:o="urn:schemas-microsoft-com:office:office" xmlns:r="http://schemas.openxmlformats.org/officeDocument/2006/relationships" xmlns:m="http://schemas.openxmlformats.org/officeDocument/2006/math" xmlns:v="urn:schemas-microsoft-com:vml" xmlns:wp14="http://schemas.microsoft.com/office/word/2010/wordprocessingDrawing" xmlns:wp="http://schemas.openxmlformats.org/drawingml/2006/wordprocessingDrawing" xmlns:w10="urn:schemas-microsoft-com:office:word" xmlns:w="http://schemas.openxmlformats.org/wordprocessingml/2006/main" xmlns:w14="http://schemas.microsoft.com/office/word/2010/wordml" xmlns:w15="http://schemas.microsoft.com/office/word/2012/wordml" xmlns:w16cex="http://schemas.microsoft.com/office/word/2018/wordml/cex" xmlns:w16cid="http://schemas.microsoft.com/office/word/2016/wordml/cid" xmlns:w16="http://schemas.microsoft.com/office/word/2018/wordml" xmlns:w16sdtdh="http://schemas.microsoft.com/office/word/2020/wordml/sdtdatahash" xmlns:w16se="http://schemas.microsoft.com/office/word/2015/wordml/symex" xmlns:wpg="http://schemas.microsoft.com/office/word/2010/wordprocessingGroup" xmlns:wpi="http://schemas.microsoft.com/office/word/2010/wordprocessingInk" xmlns:wne="http://schemas.microsoft.com/office/word/2006/wordml" xmlns:wps="http://schemas.microsoft.com/office/word/2010/wordprocessingShape" mc:Ignorable="w14 w15 w16se w16cid w16 w16cex w16sdtdh wp14">
   <w:body>
     <w:p>
       <w:pPr>
@@ -13,12 +13,10 @@
         <w:rPr>
           <w:rStyle w:val="Lbjegyzet-hivatkozs"/>
         </w:rPr>
-        <w:footnoteReference w:id="1"/>
         <w:sym w:font="Symbol" w:char="F02A"/>
       </w:r>
     </w:p>
     <w:p>
-      <w:bookmarkStart w:id="0" w:name="_GoBack"/>
       <w:r>
         <w:rPr>
           <w:noProof/>
@@ -95,7 +93,6 @@
           </wp:anchor>
         </w:drawing>
       </w:r>
-      <w:bookmarkEnd w:id="0"/>
       <w:r>
         <w:t xml:space="preserve">A méh a hártyásszárnyúak rendjébe tartozik. Ide sorolják az összes társadalomban élő rovart, tehát azokat, amelyek szervezett csoportokban, nagy létszámban élnek együtt. A méhek </w:t>
       </w:r>
@@ -105,7 +102,13 @@
       </w:r>
       <w:proofErr w:type="spellEnd"/>
       <w:r>
-        <w:t xml:space="preserve"> és fontos szerepet betöltő rovarok a természetben és az emberiség számára egyaránt. A társadalomba szervezett rovarok közé tartoznak, és kolóniákban élnek, amelyekben különböző feladatokat osztanak meg egymás között.</w:t>
+        <w:t xml:space="preserve"> és fontos szerepet betöltő rovarok a természetben és az emberiség</w:t>
+      </w:r>
+      <w:r>
+        <w:tab/>
+      </w:r>
+      <w:r>
+        <w:t xml:space="preserve"> számára egyaránt. A társadalomba szervezett rovarok közé tartoznak, és kolóniákban élnek, amelyekben különböző feladatokat osztanak meg egymás között.</w:t>
       </w:r>
     </w:p>
     <w:p>
@@ -133,30 +136,18 @@
       </w:r>
     </w:p>
     <w:p>
-      <w:r>
-        <w:t>A méhcsaládok 3 különböző kasztból állnak:</w:t>
-      </w:r>
-    </w:p>
-    <w:p>
-      <w:pPr>
-        <w:pStyle w:val="Listaszerbekezds"/>
-        <w:numPr>
-          <w:ilvl w:val="0"/>
-          <w:numId w:val="1"/>
-        </w:numPr>
-      </w:pPr>
       <w:r>
         <w:rPr>
           <w:noProof/>
         </w:rPr>
         <w:drawing>
-          <wp:anchor distT="0" distB="0" distL="114300" distR="114300" simplePos="0" relativeHeight="251659264" behindDoc="0" locked="0" layoutInCell="1" allowOverlap="1" wp14:anchorId="362F5DE0" wp14:editId="21CD609B">
+          <wp:anchor distT="0" distB="0" distL="114300" distR="114300" simplePos="0" relativeHeight="251659264" behindDoc="0" locked="0" layoutInCell="1" allowOverlap="1" wp14:anchorId="362F5DE0" wp14:editId="2EA8BFD2">
             <wp:simplePos x="0" y="0"/>
             <wp:positionH relativeFrom="margin">
-              <wp:align>right</wp:align>
+              <wp:posOffset>4104640</wp:posOffset>
             </wp:positionH>
             <wp:positionV relativeFrom="paragraph">
-              <wp:posOffset>10795</wp:posOffset>
+              <wp:posOffset>245745</wp:posOffset>
             </wp:positionV>
             <wp:extent cx="1799590" cy="2411730"/>
             <wp:effectExtent l="95250" t="95250" r="143510" b="160020"/>
@@ -222,16 +213,7 @@
         </w:drawing>
       </w:r>
       <w:r>
-        <w:t xml:space="preserve">a </w:t>
-      </w:r>
-      <w:r>
-        <w:rPr>
-          <w:b/>
-        </w:rPr>
-        <w:t>királynő</w:t>
-      </w:r>
-      <w:r>
-        <w:t xml:space="preserve"> – az uralkodó, a méhek anyja, egyetlen feladata lerakni a petéket, ezáltal biztosítani a család fennmaradását</w:t>
+        <w:t>A méhcsaládok 3 különböző kasztból állnak:</w:t>
       </w:r>
     </w:p>
     <w:p>
@@ -249,10 +231,10 @@
         <w:rPr>
           <w:b/>
         </w:rPr>
-        <w:t>herék</w:t>
-      </w:r>
-      <w:r>
-        <w:t xml:space="preserve"> – a hímnemű méhek, amelyeknek az a feladatuk, hogy megtermékenyítsék a királynőt</w:t>
+        <w:t>királynő</w:t>
+      </w:r>
+      <w:r>
+        <w:t xml:space="preserve"> – az uralkodó, a méhek anyja, egyetlen feladata lerakni a petéket, ezáltal biztosítani a család fennmaradását</w:t>
       </w:r>
     </w:p>
     <w:p>
@@ -270,15 +252,45 @@
         <w:rPr>
           <w:b/>
         </w:rPr>
+        <w:t>herék</w:t>
+      </w:r>
+      <w:r>
+        <w:t xml:space="preserve"> – a hímnemű méhek, amelyeknek az a feladatuk, hogy megtermékenyítsék a királynőt</w:t>
+      </w:r>
+    </w:p>
+    <w:p>
+      <w:pPr>
+        <w:pStyle w:val="Listaszerbekezds"/>
+        <w:numPr>
+          <w:ilvl w:val="0"/>
+          <w:numId w:val="1"/>
+        </w:numPr>
+      </w:pPr>
+      <w:r>
+        <w:t xml:space="preserve">a </w:t>
+      </w:r>
+      <w:r>
+        <w:rPr>
+          <w:b/>
+        </w:rPr>
         <w:t>dolgozók</w:t>
       </w:r>
       <w:r>
-        <w:t xml:space="preserve"> – azok a nőstények, amelyek képtelenek a szaporodásra. Minden munkát ők látnak el: felelősek a lárvák táplálásáért, védik és táplálják a királynőt. Ők építik fel a lépet, ahol az utódok fejlődnek, illetve ahol a mézet és a pollent tárolják. Tisztán tartják a méhkast, biztosítják az állandó hőmérsékletet, megvédik a családot a külső támadásoktól, nektárt és virágport gyűjtenek, amely a méz alapanyaga.  </w:t>
-      </w:r>
-    </w:p>
-    <w:p>
-      <w:r>
-        <w:t xml:space="preserve">A szabadban a méhek rajokba tömörülve élnek. A raj nem egy nagycsalád, hanem a méhek szervezett csoportja.  Jellemzően sziklás szurdokokban, fák </w:t>
+        <w:t xml:space="preserve"> – azok a nőstények, amelyek képtelenek a szaporodásra. Minden munkát ők látnak el: felelősek a lárvák táplálásáért, védik és táplálják a királynőt. Ők építik fel a lépet, ahol az utódok fejlődnek, illetve ahol a mézet és a pollent tárolják. Tisztán tartják a méhkast, </w:t>
+      </w:r>
+      <w:r>
+        <w:t>biztosítják</w:t>
+      </w:r>
+      <w:r>
+        <w:t xml:space="preserve"> az állandó hőmérsékletet, megvédik a családot a külső támadásoktól, nektárt és virágport gyűjtenek, amely a méz alapanyaga.</w:t>
+      </w:r>
+      <w:r>
+        <w:t xml:space="preserve"> </w:t>
+      </w:r>
+    </w:p>
+    <w:p>
+      <w:r>
+        <w:t xml:space="preserve">A szabadban a méhek rajokba tömörülve élnek. A raj nem egy nagycsalád, hanem a méhek szervezett csoportja. Jellemzően sziklás szurdokokban, fák </w:t>
       </w:r>
       <w:proofErr w:type="spellStart"/>
       <w:r>
@@ -299,19 +311,13 @@
     </w:p>
     <w:p>
       <w:r>
-        <w:t xml:space="preserve">A házi méh kizárólag kaptárban él, egy téglatest alakú, általában fából készült </w:t>
-      </w:r>
-      <w:r>
-        <w:t>„</w:t>
-      </w:r>
-      <w:r>
-        <w:t>házikóban</w:t>
-      </w:r>
-      <w:r>
-        <w:t>”</w:t>
-      </w:r>
-      <w:r>
-        <w:t xml:space="preserve">, ahol elegendő hely van a szaporodásra és fejlődésre az egész család számára.  A kaptár helyettesíti a fák </w:t>
+        <w:t>A házi méh kizárólag kaptárban él, egy téglatest alakú, általában fából készült „házikóban”, ahol elegendő hely van a szaporodásra és fejlődésre az egész család számára.</w:t>
+      </w:r>
+      <w:r>
+        <w:t xml:space="preserve"> </w:t>
+      </w:r>
+      <w:r>
+        <w:t xml:space="preserve">A kaptár helyettesíti a fák </w:t>
       </w:r>
       <w:proofErr w:type="spellStart"/>
       <w:r>
@@ -332,7 +338,11 @@
     </w:p>
     <w:p>
       <w:r>
-        <w:t>A méhek elsősorban mézzel táplálkoznak, ez az a táplálék, mely elegendő energiát ad ahhoz, hogy mindennap visszamehessenek dolgozni a földekre. A méhek jelenléte vagy elköltözése csalhatatlan jele annak, hogy egészséges-e a környezet. A környezetszennyezés összefüggésben áll a méhek életével és tevékenységével. </w:t>
+        <w:t xml:space="preserve">A méhek elsősorban mézzel táplálkoznak, ez az a táplálék, mely elegendő energiát ad ahhoz, hogy mindennap visszamehessenek dolgozni a földekre. A méhek jelenléte vagy elköltözése </w:t>
+      </w:r>
+      <w:r>
+        <w:lastRenderedPageBreak/>
+        <w:t>csalhatatlan jele annak, hogy egészséges-e a környezet. A környezetszennyezés összefüggésben áll a méhek életével és tevékenységével. </w:t>
       </w:r>
     </w:p>
     <w:p>
@@ -392,19 +402,7 @@
         <w:ind w:left="567" w:hanging="283"/>
       </w:pPr>
       <w:r>
-        <w:t xml:space="preserve">Egy kg akácmézhez 50 000 méh </w:t>
-      </w:r>
-      <w:r>
-        <w:t>„</w:t>
-      </w:r>
-      <w:r>
-        <w:t>rakománya</w:t>
-      </w:r>
-      <w:r>
-        <w:t>”</w:t>
-      </w:r>
-      <w:r>
-        <w:t xml:space="preserve"> szükséges. </w:t>
+        <w:t xml:space="preserve">Egy kg akácmézhez 50 000 méh „rakománya” szükséges. </w:t>
       </w:r>
     </w:p>
     <w:p>
@@ -446,7 +444,7 @@
 </file>
 
 <file path=word/endnotes.xml><?xml version="1.0" encoding="utf-8"?>
-<w:endnotes xmlns:wpc="http://schemas.microsoft.com/office/word/2010/wordprocessingCanvas" xmlns:cx="http://schemas.microsoft.com/office/drawing/2014/chartex" xmlns:cx1="http://schemas.microsoft.com/office/drawing/2015/9/8/chartex" xmlns:cx2="http://schemas.microsoft.com/office/drawing/2015/10/21/chartex" xmlns:cx3="http://schemas.microsoft.com/office/drawing/2016/5/9/chartex" xmlns:cx4="http://schemas.microsoft.com/office/drawing/2016/5/10/chartex" xmlns:cx5="http://schemas.microsoft.com/office/drawing/2016/5/11/chartex" xmlns:cx6="http://schemas.microsoft.com/office/drawing/2016/5/12/chartex" xmlns:cx7="http://schemas.microsoft.com/office/drawing/2016/5/13/chartex" xmlns:cx8="http://schemas.microsoft.com/office/drawing/2016/5/14/chartex" xmlns:mc="http://schemas.openxmlformats.org/markup-compatibility/2006" xmlns:aink="http://schemas.microsoft.com/office/drawing/2016/ink" xmlns:am3d="http://schemas.microsoft.com/office/drawing/2017/model3d" xmlns:o="urn:schemas-microsoft-com:office:office" xmlns:r="http://schemas.openxmlformats.org/officeDocument/2006/relationships" xmlns:m="http://schemas.openxmlformats.org/officeDocument/2006/math" xmlns:v="urn:schemas-microsoft-com:vml" xmlns:wp14="http://schemas.microsoft.com/office/word/2010/wordprocessingDrawing" xmlns:wp="http://schemas.openxmlformats.org/drawingml/2006/wordprocessingDrawing" xmlns:w10="urn:schemas-microsoft-com:office:word" xmlns:w="http://schemas.openxmlformats.org/wordprocessingml/2006/main" xmlns:w14="http://schemas.microsoft.com/office/word/2010/wordml" xmlns:w15="http://schemas.microsoft.com/office/word/2012/wordml" xmlns:w16cid="http://schemas.microsoft.com/office/word/2016/wordml/cid" xmlns:w16se="http://schemas.microsoft.com/office/word/2015/wordml/symex" xmlns:wpg="http://schemas.microsoft.com/office/word/2010/wordprocessingGroup" xmlns:wpi="http://schemas.microsoft.com/office/word/2010/wordprocessingInk" xmlns:wne="http://schemas.microsoft.com/office/word/2006/wordml" xmlns:wps="http://schemas.microsoft.com/office/word/2010/wordprocessingShape" mc:Ignorable="w14 w15 w16se w16cid wp14">
+<w:endnotes xmlns:wpc="http://schemas.microsoft.com/office/word/2010/wordprocessingCanvas" xmlns:cx="http://schemas.microsoft.com/office/drawing/2014/chartex" xmlns:cx1="http://schemas.microsoft.com/office/drawing/2015/9/8/chartex" xmlns:cx2="http://schemas.microsoft.com/office/drawing/2015/10/21/chartex" xmlns:cx3="http://schemas.microsoft.com/office/drawing/2016/5/9/chartex" xmlns:cx4="http://schemas.microsoft.com/office/drawing/2016/5/10/chartex" xmlns:cx5="http://schemas.microsoft.com/office/drawing/2016/5/11/chartex" xmlns:cx6="http://schemas.microsoft.com/office/drawing/2016/5/12/chartex" xmlns:cx7="http://schemas.microsoft.com/office/drawing/2016/5/13/chartex" xmlns:cx8="http://schemas.microsoft.com/office/drawing/2016/5/14/chartex" xmlns:mc="http://schemas.openxmlformats.org/markup-compatibility/2006" xmlns:aink="http://schemas.microsoft.com/office/drawing/2016/ink" xmlns:am3d="http://schemas.microsoft.com/office/drawing/2017/model3d" xmlns:o="urn:schemas-microsoft-com:office:office" xmlns:r="http://schemas.openxmlformats.org/officeDocument/2006/relationships" xmlns:m="http://schemas.openxmlformats.org/officeDocument/2006/math" xmlns:v="urn:schemas-microsoft-com:vml" xmlns:wp14="http://schemas.microsoft.com/office/word/2010/wordprocessingDrawing" xmlns:wp="http://schemas.openxmlformats.org/drawingml/2006/wordprocessingDrawing" xmlns:w10="urn:schemas-microsoft-com:office:word" xmlns:w="http://schemas.openxmlformats.org/wordprocessingml/2006/main" xmlns:w14="http://schemas.microsoft.com/office/word/2010/wordml" xmlns:w15="http://schemas.microsoft.com/office/word/2012/wordml" xmlns:w16cex="http://schemas.microsoft.com/office/word/2018/wordml/cex" xmlns:w16cid="http://schemas.microsoft.com/office/word/2016/wordml/cid" xmlns:w16="http://schemas.microsoft.com/office/word/2018/wordml" xmlns:w16sdtdh="http://schemas.microsoft.com/office/word/2020/wordml/sdtdatahash" xmlns:w16se="http://schemas.microsoft.com/office/word/2015/wordml/symex" xmlns:wpg="http://schemas.microsoft.com/office/word/2010/wordprocessingGroup" xmlns:wpi="http://schemas.microsoft.com/office/word/2010/wordprocessingInk" xmlns:wne="http://schemas.microsoft.com/office/word/2006/wordml" xmlns:wps="http://schemas.microsoft.com/office/word/2010/wordprocessingShape" mc:Ignorable="w14 w15 w16se w16cid w16 w16cex w16sdtdh wp14">
   <w:endnote w:type="separator" w:id="-1">
     <w:p>
       <w:pPr>
@@ -471,7 +469,7 @@
 </file>
 
 <file path=word/footnotes.xml><?xml version="1.0" encoding="utf-8"?>
-<w:footnotes xmlns:wpc="http://schemas.microsoft.com/office/word/2010/wordprocessingCanvas" xmlns:cx="http://schemas.microsoft.com/office/drawing/2014/chartex" xmlns:cx1="http://schemas.microsoft.com/office/drawing/2015/9/8/chartex" xmlns:cx2="http://schemas.microsoft.com/office/drawing/2015/10/21/chartex" xmlns:cx3="http://schemas.microsoft.com/office/drawing/2016/5/9/chartex" xmlns:cx4="http://schemas.microsoft.com/office/drawing/2016/5/10/chartex" xmlns:cx5="http://schemas.microsoft.com/office/drawing/2016/5/11/chartex" xmlns:cx6="http://schemas.microsoft.com/office/drawing/2016/5/12/chartex" xmlns:cx7="http://schemas.microsoft.com/office/drawing/2016/5/13/chartex" xmlns:cx8="http://schemas.microsoft.com/office/drawing/2016/5/14/chartex" xmlns:mc="http://schemas.openxmlformats.org/markup-compatibility/2006" xmlns:aink="http://schemas.microsoft.com/office/drawing/2016/ink" xmlns:am3d="http://schemas.microsoft.com/office/drawing/2017/model3d" xmlns:o="urn:schemas-microsoft-com:office:office" xmlns:r="http://schemas.openxmlformats.org/officeDocument/2006/relationships" xmlns:m="http://schemas.openxmlformats.org/officeDocument/2006/math" xmlns:v="urn:schemas-microsoft-com:vml" xmlns:wp14="http://schemas.microsoft.com/office/word/2010/wordprocessingDrawing" xmlns:wp="http://schemas.openxmlformats.org/drawingml/2006/wordprocessingDrawing" xmlns:w10="urn:schemas-microsoft-com:office:word" xmlns:w="http://schemas.openxmlformats.org/wordprocessingml/2006/main" xmlns:w14="http://schemas.microsoft.com/office/word/2010/wordml" xmlns:w15="http://schemas.microsoft.com/office/word/2012/wordml" xmlns:w16cid="http://schemas.microsoft.com/office/word/2016/wordml/cid" xmlns:w16se="http://schemas.microsoft.com/office/word/2015/wordml/symex" xmlns:wpg="http://schemas.microsoft.com/office/word/2010/wordprocessingGroup" xmlns:wpi="http://schemas.microsoft.com/office/word/2010/wordprocessingInk" xmlns:wne="http://schemas.microsoft.com/office/word/2006/wordml" xmlns:wps="http://schemas.microsoft.com/office/word/2010/wordprocessingShape" mc:Ignorable="w14 w15 w16se w16cid wp14">
+<w:footnotes xmlns:wpc="http://schemas.microsoft.com/office/word/2010/wordprocessingCanvas" xmlns:cx="http://schemas.microsoft.com/office/drawing/2014/chartex" xmlns:cx1="http://schemas.microsoft.com/office/drawing/2015/9/8/chartex" xmlns:cx2="http://schemas.microsoft.com/office/drawing/2015/10/21/chartex" xmlns:cx3="http://schemas.microsoft.com/office/drawing/2016/5/9/chartex" xmlns:cx4="http://schemas.microsoft.com/office/drawing/2016/5/10/chartex" xmlns:cx5="http://schemas.microsoft.com/office/drawing/2016/5/11/chartex" xmlns:cx6="http://schemas.microsoft.com/office/drawing/2016/5/12/chartex" xmlns:cx7="http://schemas.microsoft.com/office/drawing/2016/5/13/chartex" xmlns:cx8="http://schemas.microsoft.com/office/drawing/2016/5/14/chartex" xmlns:mc="http://schemas.openxmlformats.org/markup-compatibility/2006" xmlns:aink="http://schemas.microsoft.com/office/drawing/2016/ink" xmlns:am3d="http://schemas.microsoft.com/office/drawing/2017/model3d" xmlns:o="urn:schemas-microsoft-com:office:office" xmlns:r="http://schemas.openxmlformats.org/officeDocument/2006/relationships" xmlns:m="http://schemas.openxmlformats.org/officeDocument/2006/math" xmlns:v="urn:schemas-microsoft-com:vml" xmlns:wp14="http://schemas.microsoft.com/office/word/2010/wordprocessingDrawing" xmlns:wp="http://schemas.openxmlformats.org/drawingml/2006/wordprocessingDrawing" xmlns:w10="urn:schemas-microsoft-com:office:word" xmlns:w="http://schemas.openxmlformats.org/wordprocessingml/2006/main" xmlns:w14="http://schemas.microsoft.com/office/word/2010/wordml" xmlns:w15="http://schemas.microsoft.com/office/word/2012/wordml" xmlns:w16cex="http://schemas.microsoft.com/office/word/2018/wordml/cex" xmlns:w16cid="http://schemas.microsoft.com/office/word/2016/wordml/cid" xmlns:w16="http://schemas.microsoft.com/office/word/2018/wordml" xmlns:w16sdtdh="http://schemas.microsoft.com/office/word/2020/wordml/sdtdatahash" xmlns:w16se="http://schemas.microsoft.com/office/word/2015/wordml/symex" xmlns:wpg="http://schemas.microsoft.com/office/word/2010/wordprocessingGroup" xmlns:wpi="http://schemas.microsoft.com/office/word/2010/wordprocessingInk" xmlns:wne="http://schemas.microsoft.com/office/word/2006/wordml" xmlns:wps="http://schemas.microsoft.com/office/word/2010/wordprocessingShape" mc:Ignorable="w14 w15 w16se w16cid w16 w16cex w16sdtdh wp14">
   <w:footnote w:type="separator" w:id="-1">
     <w:p>
       <w:pPr>
@@ -489,28 +487,6 @@
       </w:pPr>
       <w:r>
         <w:continuationSeparator/>
-      </w:r>
-    </w:p>
-  </w:footnote>
-  <w:footnote w:id="1">
-    <w:p>
-      <w:pPr>
-        <w:pStyle w:val="Lbjegyzetszveg"/>
-      </w:pPr>
-      <w:r>
-        <w:rPr>
-          <w:rStyle w:val="Lbjegyzet-hivatkozs"/>
-        </w:rPr>
-        <w:sym w:font="Symbol" w:char="F02A"/>
-      </w:r>
-      <w:r>
-        <w:t xml:space="preserve"> </w:t>
-      </w:r>
-      <w:r>
-        <w:rPr>
-          <w:i/>
-        </w:rPr>
-        <w:t>https://mezinfo.hu/meh/</w:t>
       </w:r>
     </w:p>
   </w:footnote>
@@ -518,7 +494,7 @@
 </file>
 
 <file path=word/numbering.xml><?xml version="1.0" encoding="utf-8"?>
-<w:numbering xmlns:wpc="http://schemas.microsoft.com/office/word/2010/wordprocessingCanvas" xmlns:cx="http://schemas.microsoft.com/office/drawing/2014/chartex" xmlns:cx1="http://schemas.microsoft.com/office/drawing/2015/9/8/chartex" xmlns:cx2="http://schemas.microsoft.com/office/drawing/2015/10/21/chartex" xmlns:cx3="http://schemas.microsoft.com/office/drawing/2016/5/9/chartex" xmlns:cx4="http://schemas.microsoft.com/office/drawing/2016/5/10/chartex" xmlns:cx5="http://schemas.microsoft.com/office/drawing/2016/5/11/chartex" xmlns:cx6="http://schemas.microsoft.com/office/drawing/2016/5/12/chartex" xmlns:cx7="http://schemas.microsoft.com/office/drawing/2016/5/13/chartex" xmlns:cx8="http://schemas.microsoft.com/office/drawing/2016/5/14/chartex" xmlns:mc="http://schemas.openxmlformats.org/markup-compatibility/2006" xmlns:aink="http://schemas.microsoft.com/office/drawing/2016/ink" xmlns:am3d="http://schemas.microsoft.com/office/drawing/2017/model3d" xmlns:o="urn:schemas-microsoft-com:office:office" xmlns:r="http://schemas.openxmlformats.org/officeDocument/2006/relationships" xmlns:m="http://schemas.openxmlformats.org/officeDocument/2006/math" xmlns:v="urn:schemas-microsoft-com:vml" xmlns:wp14="http://schemas.microsoft.com/office/word/2010/wordprocessingDrawing" xmlns:wp="http://schemas.openxmlformats.org/drawingml/2006/wordprocessingDrawing" xmlns:w10="urn:schemas-microsoft-com:office:word" xmlns:w="http://schemas.openxmlformats.org/wordprocessingml/2006/main" xmlns:w14="http://schemas.microsoft.com/office/word/2010/wordml" xmlns:w15="http://schemas.microsoft.com/office/word/2012/wordml" xmlns:w16cid="http://schemas.microsoft.com/office/word/2016/wordml/cid" xmlns:w16se="http://schemas.microsoft.com/office/word/2015/wordml/symex" xmlns:wpg="http://schemas.microsoft.com/office/word/2010/wordprocessingGroup" xmlns:wpi="http://schemas.microsoft.com/office/word/2010/wordprocessingInk" xmlns:wne="http://schemas.microsoft.com/office/word/2006/wordml" xmlns:wps="http://schemas.microsoft.com/office/word/2010/wordprocessingShape" mc:Ignorable="w14 w15 w16se w16cid wp14">
+<w:numbering xmlns:wpc="http://schemas.microsoft.com/office/word/2010/wordprocessingCanvas" xmlns:cx="http://schemas.microsoft.com/office/drawing/2014/chartex" xmlns:cx1="http://schemas.microsoft.com/office/drawing/2015/9/8/chartex" xmlns:cx2="http://schemas.microsoft.com/office/drawing/2015/10/21/chartex" xmlns:cx3="http://schemas.microsoft.com/office/drawing/2016/5/9/chartex" xmlns:cx4="http://schemas.microsoft.com/office/drawing/2016/5/10/chartex" xmlns:cx5="http://schemas.microsoft.com/office/drawing/2016/5/11/chartex" xmlns:cx6="http://schemas.microsoft.com/office/drawing/2016/5/12/chartex" xmlns:cx7="http://schemas.microsoft.com/office/drawing/2016/5/13/chartex" xmlns:cx8="http://schemas.microsoft.com/office/drawing/2016/5/14/chartex" xmlns:mc="http://schemas.openxmlformats.org/markup-compatibility/2006" xmlns:aink="http://schemas.microsoft.com/office/drawing/2016/ink" xmlns:am3d="http://schemas.microsoft.com/office/drawing/2017/model3d" xmlns:o="urn:schemas-microsoft-com:office:office" xmlns:r="http://schemas.openxmlformats.org/officeDocument/2006/relationships" xmlns:m="http://schemas.openxmlformats.org/officeDocument/2006/math" xmlns:v="urn:schemas-microsoft-com:vml" xmlns:wp14="http://schemas.microsoft.com/office/word/2010/wordprocessingDrawing" xmlns:wp="http://schemas.openxmlformats.org/drawingml/2006/wordprocessingDrawing" xmlns:w10="urn:schemas-microsoft-com:office:word" xmlns:w="http://schemas.openxmlformats.org/wordprocessingml/2006/main" xmlns:w14="http://schemas.microsoft.com/office/word/2010/wordml" xmlns:w15="http://schemas.microsoft.com/office/word/2012/wordml" xmlns:w16cex="http://schemas.microsoft.com/office/word/2018/wordml/cex" xmlns:w16cid="http://schemas.microsoft.com/office/word/2016/wordml/cid" xmlns:w16="http://schemas.microsoft.com/office/word/2018/wordml" xmlns:w16sdtdh="http://schemas.microsoft.com/office/word/2020/wordml/sdtdatahash" xmlns:w16se="http://schemas.microsoft.com/office/word/2015/wordml/symex" xmlns:wpg="http://schemas.microsoft.com/office/word/2010/wordprocessingGroup" xmlns:wpi="http://schemas.microsoft.com/office/word/2010/wordprocessingInk" xmlns:wne="http://schemas.microsoft.com/office/word/2006/wordml" xmlns:wps="http://schemas.microsoft.com/office/word/2010/wordprocessingShape" mc:Ignorable="w14 w15 w16se w16cid w16 w16cex w16sdtdh wp14">
   <w:abstractNum w:abstractNumId="0" w15:restartNumberingAfterBreak="0">
     <w:nsid w:val="1B9C665D"/>
     <w:multiLevelType w:val="hybridMultilevel"/>
@@ -871,7 +847,7 @@
 </file>
 
 <file path=word/styles.xml><?xml version="1.0" encoding="utf-8"?>
-<w:styles xmlns:mc="http://schemas.openxmlformats.org/markup-compatibility/2006" xmlns:r="http://schemas.openxmlformats.org/officeDocument/2006/relationships" xmlns:w="http://schemas.openxmlformats.org/wordprocessingml/2006/main" xmlns:w14="http://schemas.microsoft.com/office/word/2010/wordml" xmlns:w15="http://schemas.microsoft.com/office/word/2012/wordml" xmlns:w16cid="http://schemas.microsoft.com/office/word/2016/wordml/cid" xmlns:w16se="http://schemas.microsoft.com/office/word/2015/wordml/symex" mc:Ignorable="w14 w15 w16se w16cid">
+<w:styles xmlns:mc="http://schemas.openxmlformats.org/markup-compatibility/2006" xmlns:r="http://schemas.openxmlformats.org/officeDocument/2006/relationships" xmlns:w="http://schemas.openxmlformats.org/wordprocessingml/2006/main" xmlns:w14="http://schemas.microsoft.com/office/word/2010/wordml" xmlns:w15="http://schemas.microsoft.com/office/word/2012/wordml" xmlns:w16cex="http://schemas.microsoft.com/office/word/2018/wordml/cex" xmlns:w16cid="http://schemas.microsoft.com/office/word/2016/wordml/cid" xmlns:w16="http://schemas.microsoft.com/office/word/2018/wordml" xmlns:w16sdtdh="http://schemas.microsoft.com/office/word/2020/wordml/sdtdatahash" xmlns:w16se="http://schemas.microsoft.com/office/word/2015/wordml/symex" mc:Ignorable="w14 w15 w16se w16cid w16 w16cex w16sdtdh">
   <w:docDefaults>
     <w:rPrDefault>
       <w:rPr>
@@ -887,7 +863,7 @@
       </w:pPr>
     </w:pPrDefault>
   </w:docDefaults>
-  <w:latentStyles w:defLockedState="0" w:defUIPriority="99" w:defSemiHidden="0" w:defUnhideWhenUsed="0" w:defQFormat="0" w:count="375">
+  <w:latentStyles w:defLockedState="0" w:defUIPriority="99" w:defSemiHidden="0" w:defUnhideWhenUsed="0" w:defQFormat="0" w:count="376">
     <w:lsdException w:name="Normal" w:uiPriority="0" w:qFormat="1"/>
     <w:lsdException w:name="heading 1" w:uiPriority="9" w:qFormat="1"/>
     <w:lsdException w:name="heading 2" w:semiHidden="1" w:uiPriority="9" w:unhideWhenUsed="1" w:qFormat="1"/>
@@ -993,7 +969,6 @@
     <w:lsdException w:name="HTML Sample" w:semiHidden="1" w:unhideWhenUsed="1"/>
     <w:lsdException w:name="HTML Typewriter" w:semiHidden="1" w:unhideWhenUsed="1"/>
     <w:lsdException w:name="HTML Variable" w:semiHidden="1" w:unhideWhenUsed="1"/>
-    <w:lsdException w:name="Normal Table" w:semiHidden="1" w:unhideWhenUsed="1"/>
     <w:lsdException w:name="annotation subject" w:semiHidden="1" w:unhideWhenUsed="1"/>
     <w:lsdException w:name="No List" w:semiHidden="1" w:unhideWhenUsed="1"/>
     <w:lsdException w:name="Outline List 1" w:semiHidden="1" w:unhideWhenUsed="1"/>
@@ -1040,10 +1015,8 @@
     <w:lsdException w:name="Table Subtle 2" w:semiHidden="1" w:unhideWhenUsed="1"/>
     <w:lsdException w:name="Table Web 1" w:semiHidden="1" w:unhideWhenUsed="1"/>
     <w:lsdException w:name="Table Web 2" w:semiHidden="1" w:unhideWhenUsed="1"/>
-    <w:lsdException w:name="Table Web 3" w:semiHidden="1" w:unhideWhenUsed="1"/>
     <w:lsdException w:name="Balloon Text" w:semiHidden="1" w:unhideWhenUsed="1"/>
     <w:lsdException w:name="Table Grid" w:uiPriority="39"/>
-    <w:lsdException w:name="Table Theme" w:semiHidden="1" w:unhideWhenUsed="1"/>
     <w:lsdException w:name="Placeholder Text" w:semiHidden="1"/>
     <w:lsdException w:name="No Spacing" w:uiPriority="1" w:qFormat="1"/>
     <w:lsdException w:name="Light Shading" w:uiPriority="60"/>
@@ -1263,18 +1236,19 @@
     <w:lsdException w:name="Smart Hyperlink" w:semiHidden="1" w:unhideWhenUsed="1"/>
     <w:lsdException w:name="Hashtag" w:semiHidden="1" w:unhideWhenUsed="1"/>
     <w:lsdException w:name="Unresolved Mention" w:semiHidden="1" w:unhideWhenUsed="1"/>
+    <w:lsdException w:name="Smart Link" w:semiHidden="1" w:unhideWhenUsed="1"/>
   </w:latentStyles>
   <w:style w:type="paragraph" w:default="1" w:styleId="Norml">
     <w:name w:val="Normal"/>
     <w:qFormat/>
-    <w:rsid w:val="009C5015"/>
+    <w:rsid w:val="007124B8"/>
     <w:pPr>
       <w:spacing w:after="60" w:line="240" w:lineRule="auto"/>
       <w:ind w:firstLine="284"/>
       <w:jc w:val="both"/>
     </w:pPr>
     <w:rPr>
-      <w:rFonts w:ascii="Garamond" w:hAnsi="Garamond"/>
+      <w:rFonts w:ascii="EB Garamond" w:hAnsi="EB Garamond"/>
       <w:sz w:val="26"/>
     </w:rPr>
   </w:style>
